--- a/Lib_React.docx
+++ b/Lib_React.docx
@@ -453,7 +453,6 @@
         </w:rPr>
         <w:t>delay</w:t>
       </w:r>
-      <w:proofErr w:type="gramStart"/>
       <w:r>
         <w:rPr>
           <w:rFonts w:ascii="Consolas" w:eastAsia="Times New Roman" w:hAnsi="Consolas" w:cs="Times New Roman"/>
@@ -472,7 +471,6 @@
         </w:rPr>
         <w:t>{</w:t>
       </w:r>
-      <w:proofErr w:type="gramEnd"/>
       <w:r>
         <w:rPr>
           <w:rFonts w:ascii="Consolas" w:eastAsia="Times New Roman" w:hAnsi="Consolas" w:cs="Times New Roman"/>
@@ -568,7 +566,6 @@
         </w:rPr>
         <w:t>offset</w:t>
       </w:r>
-      <w:proofErr w:type="gramStart"/>
       <w:r>
         <w:rPr>
           <w:rFonts w:ascii="Consolas" w:eastAsia="Times New Roman" w:hAnsi="Consolas" w:cs="Times New Roman"/>
@@ -587,7 +584,6 @@
         </w:rPr>
         <w:t>{</w:t>
       </w:r>
-      <w:proofErr w:type="gramEnd"/>
       <w:r>
         <w:rPr>
           <w:rFonts w:ascii="Consolas" w:eastAsia="Times New Roman" w:hAnsi="Consolas" w:cs="Times New Roman"/>
@@ -703,19 +699,7 @@
           <w:rPr>
             <w:rStyle w:val="Hyperlink"/>
           </w:rPr>
-          <w:t>https://github.co</w:t>
-        </w:r>
-        <w:r>
-          <w:rPr>
-            <w:rStyle w:val="Hyperlink"/>
-          </w:rPr>
-          <w:t>m</w:t>
-        </w:r>
-        <w:r>
-          <w:rPr>
-            <w:rStyle w:val="Hyperlink"/>
-          </w:rPr>
-          <w:t>/axios/axios</w:t>
+          <w:t>https://github.com/axios/axios</w:t>
         </w:r>
       </w:hyperlink>
     </w:p>
@@ -761,6 +745,85 @@
       </w:r>
     </w:p>
     <w:p/>
+    <w:p>
+      <w:pPr>
+        <w:jc w:val="center"/>
+        <w:rPr>
+          <w:b/>
+          <w:bCs/>
+          <w:sz w:val="32"/>
+          <w:szCs w:val="32"/>
+        </w:rPr>
+      </w:pPr>
+      <w:r>
+        <w:rPr>
+          <w:b/>
+          <w:bCs/>
+          <w:sz w:val="32"/>
+          <w:szCs w:val="32"/>
+        </w:rPr>
+        <w:t xml:space="preserve">Cài thư viện </w:t>
+      </w:r>
+      <w:r>
+        <w:rPr>
+          <w:b/>
+          <w:bCs/>
+          <w:sz w:val="32"/>
+          <w:szCs w:val="32"/>
+        </w:rPr>
+        <w:t>prop-types</w:t>
+      </w:r>
+      <w:r>
+        <w:rPr>
+          <w:b/>
+          <w:bCs/>
+          <w:sz w:val="32"/>
+          <w:szCs w:val="32"/>
+        </w:rPr>
+        <w:t xml:space="preserve"> (dùng để fetch)</w:t>
+      </w:r>
+    </w:p>
+    <w:p>
+      <w:r>
+        <w:tab/>
+      </w:r>
+    </w:p>
+    <w:p>
+      <w:pPr>
+        <w:rPr>
+          <w:b/>
+          <w:bCs/>
+        </w:rPr>
+      </w:pPr>
+      <w:r>
+        <w:t xml:space="preserve">Cài đặt thư viện </w:t>
+      </w:r>
+      <w:r>
+        <w:rPr>
+          <w:b/>
+          <w:bCs/>
+        </w:rPr>
+        <w:t>prop-types</w:t>
+      </w:r>
+      <w:r>
+        <w:t xml:space="preserve"> (</w:t>
+      </w:r>
+      <w:r>
+        <w:t>dùng để cố định phần tử props là 1 kiểu cố định để dễ dàng debug</w:t>
+      </w:r>
+      <w:r>
+        <w:t>)</w:t>
+      </w:r>
+    </w:p>
+    <w:p>
+      <w:r>
+        <w:rPr>
+          <w:b/>
+          <w:bCs/>
+        </w:rPr>
+        <w:tab/>
+      </w:r>
+    </w:p>
     <w:sectPr>
       <w:pgSz w:w="12240" w:h="15840"/>
       <w:pgMar w:top="1440" w:right="1440" w:bottom="1440" w:left="1440" w:header="720" w:footer="720" w:gutter="0"/>
@@ -1169,7 +1232,7 @@
   <w:style w:type="paragraph" w:default="1" w:styleId="Normal">
     <w:name w:val="Normal"/>
     <w:qFormat/>
-    <w:rsid w:val="00FF3BB5"/>
+    <w:rsid w:val="00706BE8"/>
   </w:style>
   <w:style w:type="character" w:default="1" w:styleId="DefaultParagraphFont">
     <w:name w:val="Default Paragraph Font"/>
